--- a/Programacion II/Clases/Clase 14 - Preparacion de la presentacion final/Taller PI - Clase 14 - VetCare.docx
+++ b/Programacion II/Clases/Clase 14 - Preparacion de la presentacion final/Taller PI - Clase 14 - VetCare.docx
@@ -213,7 +213,7 @@
           <w:color w:val="2B2B2B"/>
           <w:sz w:val="22"/>
         </w:rPr>
-        <w:t>El salon tiene videobeam y un solo cable: cada proyecto dispone de 8 minutos de reloj y una unica oportunidad de conectar, igual que el dia de la sustentacion.</w:t>
+        <w:t>La sesion es virtual por Meet: cada proyecto dispone de 8 minutos de reloj y una unica oportunidad de compartir pantalla, igual que el dia de la sustentacion.</w:t>
       </w:r>
     </w:p>
     <w:p>
